--- a/Documents/API Documents/3. Symmetrical Triangle Breakout Alert.docx
+++ b/Documents/API Documents/3. Symmetrical Triangle Breakout Alert.docx
@@ -3085,248 +3085,6 @@
           </w:p>
         </w:tc>
       </w:tr>
-      <w:tr>
-        <w:tblPrEx>
-          <w:tblBorders>
-            <w:top w:val="single" w:color="auto" w:sz="4" w:space="0"/>
-            <w:left w:val="single" w:color="auto" w:sz="4" w:space="0"/>
-            <w:bottom w:val="single" w:color="auto" w:sz="4" w:space="0"/>
-            <w:right w:val="single" w:color="auto" w:sz="4" w:space="0"/>
-            <w:insideH w:val="single" w:color="auto" w:sz="4" w:space="0"/>
-            <w:insideV w:val="single" w:color="auto" w:sz="4" w:space="0"/>
-          </w:tblBorders>
-          <w:tblCellMar>
-            <w:top w:w="0" w:type="dxa"/>
-            <w:left w:w="10" w:type="dxa"/>
-            <w:bottom w:w="0" w:type="dxa"/>
-            <w:right w:w="10" w:type="dxa"/>
-          </w:tblCellMar>
-        </w:tblPrEx>
-        <w:tc>
-          <w:tcPr>
-            <w:tcW w:w="1883" w:type="dxa"/>
-            <w:tcBorders>
-              <w:top w:val="single" w:color="BFC5CD" w:sz="4" w:space="0"/>
-              <w:left w:val="single" w:color="BFC5CD" w:sz="4" w:space="0"/>
-              <w:bottom w:val="single" w:color="BFC5CD" w:sz="4" w:space="0"/>
-              <w:right w:val="single" w:color="BFC5CD" w:sz="4" w:space="0"/>
-            </w:tcBorders>
-            <w:tcMar>
-              <w:top w:w="60" w:type="dxa"/>
-              <w:left w:w="100" w:type="dxa"/>
-              <w:bottom w:w="60" w:type="dxa"/>
-              <w:right w:w="100" w:type="dxa"/>
-            </w:tcMar>
-          </w:tcPr>
-          <w:p>
-            <w:pPr>
-              <w:rPr>
-                <w:rFonts w:hint="default" w:ascii="Calibri" w:hAnsi="Calibri" w:eastAsia="Consolas" w:cs="Calibri"/>
-                <w:sz w:val="20"/>
-                <w:szCs w:val="20"/>
-              </w:rPr>
-            </w:pPr>
-            <w:r>
-              <w:rPr>
-                <w:rFonts w:hint="default" w:ascii="Calibri" w:hAnsi="Calibri" w:eastAsia="Consolas" w:cs="Calibri"/>
-                <w:sz w:val="20"/>
-                <w:szCs w:val="20"/>
-              </w:rPr>
-              <w:t>breakout</w:t>
-            </w:r>
-          </w:p>
-        </w:tc>
-        <w:tc>
-          <w:tcPr>
-            <w:tcW w:w="1068" w:type="dxa"/>
-            <w:tcBorders>
-              <w:top w:val="single" w:color="BFC5CD" w:sz="4" w:space="0"/>
-              <w:left w:val="single" w:color="BFC5CD" w:sz="4" w:space="0"/>
-              <w:bottom w:val="single" w:color="BFC5CD" w:sz="4" w:space="0"/>
-              <w:right w:val="single" w:color="BFC5CD" w:sz="4" w:space="0"/>
-            </w:tcBorders>
-            <w:tcMar>
-              <w:top w:w="60" w:type="dxa"/>
-              <w:left w:w="100" w:type="dxa"/>
-              <w:bottom w:w="60" w:type="dxa"/>
-              <w:right w:w="100" w:type="dxa"/>
-            </w:tcMar>
-          </w:tcPr>
-          <w:p>
-            <w:pPr>
-              <w:rPr>
-                <w:rFonts w:hint="default" w:ascii="Calibri" w:hAnsi="Calibri" w:eastAsia="Consolas" w:cs="Calibri"/>
-                <w:sz w:val="20"/>
-                <w:szCs w:val="20"/>
-                <w:lang w:val="en-US"/>
-              </w:rPr>
-            </w:pPr>
-            <w:r>
-              <w:rPr>
-                <w:rFonts w:hint="default" w:ascii="Calibri" w:hAnsi="Calibri" w:eastAsia="Consolas" w:cs="Calibri"/>
-                <w:sz w:val="20"/>
-                <w:szCs w:val="20"/>
-                <w:lang w:val="en-US"/>
-              </w:rPr>
-              <w:t>bool</w:t>
-            </w:r>
-          </w:p>
-        </w:tc>
-        <w:tc>
-          <w:tcPr>
-            <w:tcW w:w="6075" w:type="dxa"/>
-            <w:tcBorders>
-              <w:top w:val="single" w:color="BFC5CD" w:sz="4" w:space="0"/>
-              <w:left w:val="single" w:color="BFC5CD" w:sz="4" w:space="0"/>
-              <w:bottom w:val="single" w:color="BFC5CD" w:sz="4" w:space="0"/>
-              <w:right w:val="single" w:color="BFC5CD" w:sz="4" w:space="0"/>
-            </w:tcBorders>
-            <w:tcMar>
-              <w:top w:w="60" w:type="dxa"/>
-              <w:left w:w="100" w:type="dxa"/>
-              <w:bottom w:w="60" w:type="dxa"/>
-              <w:right w:w="100" w:type="dxa"/>
-            </w:tcMar>
-          </w:tcPr>
-          <w:p>
-            <w:pPr>
-              <w:rPr>
-                <w:rFonts w:hint="default" w:ascii="Calibri" w:hAnsi="Calibri" w:eastAsia="Consolas" w:cs="Calibri"/>
-                <w:sz w:val="20"/>
-                <w:szCs w:val="20"/>
-              </w:rPr>
-            </w:pPr>
-            <w:r>
-              <w:rPr>
-                <w:rFonts w:hint="default" w:ascii="Calibri" w:hAnsi="Calibri" w:eastAsia="Consolas" w:cs="Calibri"/>
-                <w:sz w:val="20"/>
-                <w:szCs w:val="20"/>
-              </w:rPr>
-              <w:t>Whether breakout has occurred</w:t>
-            </w:r>
-          </w:p>
-        </w:tc>
-      </w:tr>
-      <w:tr>
-        <w:tblPrEx>
-          <w:tblBorders>
-            <w:top w:val="single" w:color="auto" w:sz="4" w:space="0"/>
-            <w:left w:val="single" w:color="auto" w:sz="4" w:space="0"/>
-            <w:bottom w:val="single" w:color="auto" w:sz="4" w:space="0"/>
-            <w:right w:val="single" w:color="auto" w:sz="4" w:space="0"/>
-            <w:insideH w:val="single" w:color="auto" w:sz="4" w:space="0"/>
-            <w:insideV w:val="single" w:color="auto" w:sz="4" w:space="0"/>
-          </w:tblBorders>
-          <w:tblCellMar>
-            <w:top w:w="0" w:type="dxa"/>
-            <w:left w:w="10" w:type="dxa"/>
-            <w:bottom w:w="0" w:type="dxa"/>
-            <w:right w:w="10" w:type="dxa"/>
-          </w:tblCellMar>
-        </w:tblPrEx>
-        <w:tc>
-          <w:tcPr>
-            <w:tcW w:w="1883" w:type="dxa"/>
-            <w:tcBorders>
-              <w:top w:val="single" w:color="BFC5CD" w:sz="4" w:space="0"/>
-              <w:left w:val="single" w:color="BFC5CD" w:sz="4" w:space="0"/>
-              <w:bottom w:val="single" w:color="BFC5CD" w:sz="4" w:space="0"/>
-              <w:right w:val="single" w:color="BFC5CD" w:sz="4" w:space="0"/>
-            </w:tcBorders>
-            <w:tcMar>
-              <w:top w:w="60" w:type="dxa"/>
-              <w:left w:w="100" w:type="dxa"/>
-              <w:bottom w:w="60" w:type="dxa"/>
-              <w:right w:w="100" w:type="dxa"/>
-            </w:tcMar>
-          </w:tcPr>
-          <w:p>
-            <w:pPr>
-              <w:rPr>
-                <w:rFonts w:hint="default" w:ascii="Calibri" w:hAnsi="Calibri" w:eastAsia="Consolas" w:cs="Calibri"/>
-                <w:sz w:val="20"/>
-                <w:szCs w:val="20"/>
-              </w:rPr>
-            </w:pPr>
-            <w:r>
-              <w:rPr>
-                <w:rFonts w:hint="default" w:ascii="Calibri" w:hAnsi="Calibri" w:eastAsia="Consolas" w:cs="Calibri"/>
-                <w:sz w:val="20"/>
-                <w:szCs w:val="20"/>
-              </w:rPr>
-              <w:t>breakoutDirection</w:t>
-            </w:r>
-          </w:p>
-        </w:tc>
-        <w:tc>
-          <w:tcPr>
-            <w:tcW w:w="1068" w:type="dxa"/>
-            <w:tcBorders>
-              <w:top w:val="single" w:color="BFC5CD" w:sz="4" w:space="0"/>
-              <w:left w:val="single" w:color="BFC5CD" w:sz="4" w:space="0"/>
-              <w:bottom w:val="single" w:color="BFC5CD" w:sz="4" w:space="0"/>
-              <w:right w:val="single" w:color="BFC5CD" w:sz="4" w:space="0"/>
-            </w:tcBorders>
-            <w:tcMar>
-              <w:top w:w="60" w:type="dxa"/>
-              <w:left w:w="100" w:type="dxa"/>
-              <w:bottom w:w="60" w:type="dxa"/>
-              <w:right w:w="100" w:type="dxa"/>
-            </w:tcMar>
-          </w:tcPr>
-          <w:p>
-            <w:pPr>
-              <w:rPr>
-                <w:rFonts w:hint="default" w:ascii="Calibri" w:hAnsi="Calibri" w:eastAsia="Consolas" w:cs="Calibri"/>
-                <w:sz w:val="20"/>
-                <w:szCs w:val="20"/>
-              </w:rPr>
-            </w:pPr>
-            <w:r>
-              <w:rPr>
-                <w:rFonts w:hint="default" w:ascii="Calibri" w:hAnsi="Calibri" w:eastAsia="Consolas" w:cs="Calibri"/>
-                <w:sz w:val="20"/>
-                <w:szCs w:val="20"/>
-              </w:rPr>
-              <w:t>string</w:t>
-            </w:r>
-          </w:p>
-        </w:tc>
-        <w:tc>
-          <w:tcPr>
-            <w:tcW w:w="6075" w:type="dxa"/>
-            <w:tcBorders>
-              <w:top w:val="single" w:color="BFC5CD" w:sz="4" w:space="0"/>
-              <w:left w:val="single" w:color="BFC5CD" w:sz="4" w:space="0"/>
-              <w:bottom w:val="single" w:color="BFC5CD" w:sz="4" w:space="0"/>
-              <w:right w:val="single" w:color="BFC5CD" w:sz="4" w:space="0"/>
-            </w:tcBorders>
-            <w:tcMar>
-              <w:top w:w="60" w:type="dxa"/>
-              <w:left w:w="100" w:type="dxa"/>
-              <w:bottom w:w="60" w:type="dxa"/>
-              <w:right w:w="100" w:type="dxa"/>
-            </w:tcMar>
-          </w:tcPr>
-          <w:p>
-            <w:pPr>
-              <w:rPr>
-                <w:rFonts w:hint="default" w:ascii="Calibri" w:hAnsi="Calibri" w:eastAsia="Consolas" w:cs="Calibri"/>
-                <w:sz w:val="20"/>
-                <w:szCs w:val="20"/>
-              </w:rPr>
-            </w:pPr>
-            <w:r>
-              <w:rPr>
-                <w:rFonts w:hint="default" w:ascii="Calibri" w:hAnsi="Calibri" w:eastAsia="Consolas" w:cs="Calibri"/>
-                <w:sz w:val="20"/>
-                <w:szCs w:val="20"/>
-              </w:rPr>
-              <w:t>Bullish, Bearish or None</w:t>
-            </w:r>
-          </w:p>
-        </w:tc>
-      </w:tr>
     </w:tbl>
     <w:p>
       <w:pPr>
@@ -3767,53 +3525,7 @@
           <w:sz w:val="17"/>
           <w:szCs w:val="17"/>
         </w:rPr>
-        <w:t xml:space="preserve">      "lastCandleDate": "2026-09-28",</w:t>
-      </w:r>
-    </w:p>
-    <w:p>
-      <w:pPr>
-        <w:pBdr>
-          <w:left w:val="single" w:color="9CA3AF" w:sz="12" w:space="6"/>
-        </w:pBdr>
-        <w:shd w:val="clear" w:color="auto" w:fill="F3F4F6"/>
-        <w:spacing w:after="160" w:line="260" w:lineRule="auto"/>
-        <w:ind w:left="120" w:right="120"/>
-        <w:rPr>
-          <w:rFonts w:hint="default" w:ascii="Consolas" w:hAnsi="Consolas" w:eastAsia="Consolas" w:cs="Consolas"/>
-          <w:sz w:val="17"/>
-          <w:szCs w:val="17"/>
-        </w:rPr>
-      </w:pPr>
-      <w:r>
-        <w:rPr>
-          <w:rFonts w:hint="default" w:ascii="Consolas" w:hAnsi="Consolas" w:eastAsia="Consolas" w:cs="Consolas"/>
-          <w:sz w:val="17"/>
-          <w:szCs w:val="17"/>
-        </w:rPr>
-        <w:t xml:space="preserve">      "breakout": true,</w:t>
-      </w:r>
-    </w:p>
-    <w:p>
-      <w:pPr>
-        <w:pBdr>
-          <w:left w:val="single" w:color="9CA3AF" w:sz="12" w:space="6"/>
-        </w:pBdr>
-        <w:shd w:val="clear" w:color="auto" w:fill="F3F4F6"/>
-        <w:spacing w:after="160" w:line="260" w:lineRule="auto"/>
-        <w:ind w:left="120" w:right="120"/>
-        <w:rPr>
-          <w:rFonts w:hint="default" w:ascii="Consolas" w:hAnsi="Consolas" w:eastAsia="Consolas" w:cs="Consolas"/>
-          <w:sz w:val="17"/>
-          <w:szCs w:val="17"/>
-        </w:rPr>
-      </w:pPr>
-      <w:r>
-        <w:rPr>
-          <w:rFonts w:hint="default" w:ascii="Consolas" w:hAnsi="Consolas" w:eastAsia="Consolas" w:cs="Consolas"/>
-          <w:sz w:val="17"/>
-          <w:szCs w:val="17"/>
-        </w:rPr>
-        <w:t xml:space="preserve">      "breakoutDirection": "Bullish"</w:t>
+        <w:t xml:space="preserve">      "lastCandleDate": "2026-09-28"      </w:t>
       </w:r>
     </w:p>
     <w:p>
@@ -4960,6 +4672,7 @@
     <w:p>
       <w:pPr>
         <w:numPr>
+          <w:ilvl w:val="0"/>
           <w:numId w:val="0"/>
         </w:numPr>
         <w:spacing w:after="0" w:line="240" w:lineRule="auto"/>
@@ -4968,6 +4681,7 @@
     <w:p>
       <w:pPr>
         <w:numPr>
+          <w:ilvl w:val="0"/>
           <w:numId w:val="0"/>
         </w:numPr>
         <w:spacing w:after="0" w:line="240" w:lineRule="auto"/>
@@ -5089,8 +4803,6 @@
         </w:rPr>
         <w:t>High[i] &gt; High[i-1]</w:t>
       </w:r>
-      <w:bookmarkStart w:id="0" w:name="_GoBack"/>
-      <w:bookmarkEnd w:id="0"/>
     </w:p>
     <w:p>
       <w:pPr>
@@ -6111,354 +5823,6 @@
     </w:p>
     <w:p>
       <w:pPr>
-        <w:pStyle w:val="3"/>
-        <w:keepNext w:val="0"/>
-        <w:keepLines w:val="0"/>
-        <w:widowControl/>
-        <w:suppressLineNumbers w:val="0"/>
-        <w:rPr>
-          <w:rFonts w:hint="default" w:ascii="Calibri" w:hAnsi="Calibri" w:cstheme="majorBidi"/>
-          <w:color w:val="2F5597" w:themeColor="accent1" w:themeShade="BF"/>
-          <w:kern w:val="0"/>
-          <w:sz w:val="28"/>
-          <w:szCs w:val="28"/>
-          <w:lang w:val="en-US" w:eastAsia="en-IN" w:bidi="ar-SA"/>
-          <w14:ligatures w14:val="none"/>
-        </w:rPr>
-      </w:pPr>
-      <w:r>
-        <w:rPr>
-          <w:rFonts w:hint="default" w:ascii="Calibri" w:hAnsi="Calibri" w:cstheme="majorBidi"/>
-          <w:color w:val="2F5597" w:themeColor="accent1" w:themeShade="BF"/>
-          <w:kern w:val="0"/>
-          <w:sz w:val="28"/>
-          <w:szCs w:val="28"/>
-          <w:lang w:val="en-US" w:eastAsia="en-IN" w:bidi="ar-SA"/>
-          <w14:ligatures w14:val="none"/>
-        </w:rPr>
-        <w:t>5.9 Bullish Breakout</w:t>
-      </w:r>
-    </w:p>
-    <w:p>
-      <w:pPr>
-        <w:pStyle w:val="15"/>
-        <w:keepNext w:val="0"/>
-        <w:keepLines w:val="0"/>
-        <w:widowControl/>
-        <w:suppressLineNumbers w:val="0"/>
-      </w:pPr>
-      <w:r>
-        <w:t>Once the Symmetrical Triangle is detected:</w:t>
-      </w:r>
-    </w:p>
-    <w:p>
-      <w:pPr>
-        <w:pStyle w:val="14"/>
-        <w:keepNext w:val="0"/>
-        <w:keepLines w:val="0"/>
-        <w:widowControl/>
-        <w:suppressLineNumbers w:val="0"/>
-      </w:pPr>
-      <w:r>
-        <w:rPr>
-          <w:rStyle w:val="13"/>
-        </w:rPr>
-        <w:t>Close[t] &gt; Upper[t]</w:t>
-      </w:r>
-    </w:p>
-    <w:p>
-      <w:pPr>
-        <w:pStyle w:val="15"/>
-        <w:keepNext w:val="0"/>
-        <w:keepLines w:val="0"/>
-        <w:widowControl/>
-        <w:suppressLineNumbers w:val="0"/>
-      </w:pPr>
-      <w:r>
-        <w:t>Then:</w:t>
-      </w:r>
-    </w:p>
-    <w:p>
-      <w:pPr>
-        <w:pStyle w:val="14"/>
-        <w:keepNext w:val="0"/>
-        <w:keepLines w:val="0"/>
-        <w:widowControl/>
-        <w:suppressLineNumbers w:val="0"/>
-        <w:rPr>
-          <w:rStyle w:val="13"/>
-        </w:rPr>
-      </w:pPr>
-      <w:r>
-        <w:rPr>
-          <w:rStyle w:val="13"/>
-        </w:rPr>
-        <w:t>breakout = true</w:t>
-      </w:r>
-    </w:p>
-    <w:p>
-      <w:pPr>
-        <w:pStyle w:val="14"/>
-        <w:keepNext w:val="0"/>
-        <w:keepLines w:val="0"/>
-        <w:widowControl/>
-        <w:suppressLineNumbers w:val="0"/>
-      </w:pPr>
-      <w:r>
-        <w:rPr>
-          <w:rStyle w:val="13"/>
-        </w:rPr>
-        <w:t>breakoutDirection = "Bullish"</w:t>
-      </w:r>
-    </w:p>
-    <w:p>
-      <w:pPr>
-        <w:keepNext w:val="0"/>
-        <w:keepLines w:val="0"/>
-        <w:widowControl/>
-        <w:suppressLineNumbers w:val="0"/>
-      </w:pPr>
-      <w:r>
-        <w:pict>
-          <v:rect id="_x0000_i1032" o:spt="1" style="height:1.5pt;width:432pt;" fillcolor="#A0A0A0" filled="t" stroked="f" coordsize="21600,21600" o:hr="t" o:hrstd="t" o:hralign="center">
-            <v:path/>
-            <v:fill on="t" focussize="0,0"/>
-            <v:stroke on="f"/>
-            <v:imagedata o:title=""/>
-            <o:lock v:ext="edit"/>
-            <w10:wrap type="none"/>
-            <w10:anchorlock/>
-          </v:rect>
-        </w:pict>
-      </w:r>
-    </w:p>
-    <w:p>
-      <w:pPr>
-        <w:pStyle w:val="3"/>
-        <w:keepNext w:val="0"/>
-        <w:keepLines w:val="0"/>
-        <w:widowControl/>
-        <w:suppressLineNumbers w:val="0"/>
-        <w:rPr>
-          <w:rFonts w:hint="default" w:ascii="Calibri" w:hAnsi="Calibri" w:cstheme="majorBidi"/>
-          <w:color w:val="2F5597" w:themeColor="accent1" w:themeShade="BF"/>
-          <w:kern w:val="0"/>
-          <w:sz w:val="28"/>
-          <w:szCs w:val="28"/>
-          <w:lang w:val="en-US" w:eastAsia="en-IN" w:bidi="ar-SA"/>
-          <w14:ligatures w14:val="none"/>
-        </w:rPr>
-      </w:pPr>
-      <w:r>
-        <w:rPr>
-          <w:rFonts w:hint="default" w:ascii="Calibri" w:hAnsi="Calibri" w:cstheme="majorBidi"/>
-          <w:color w:val="2F5597" w:themeColor="accent1" w:themeShade="BF"/>
-          <w:kern w:val="0"/>
-          <w:sz w:val="28"/>
-          <w:szCs w:val="28"/>
-          <w:lang w:val="en-US" w:eastAsia="en-IN" w:bidi="ar-SA"/>
-          <w14:ligatures w14:val="none"/>
-        </w:rPr>
-        <w:t>5.10 Bearish Breakout</w:t>
-      </w:r>
-    </w:p>
-    <w:p>
-      <w:pPr>
-        <w:pStyle w:val="15"/>
-        <w:keepNext w:val="0"/>
-        <w:keepLines w:val="0"/>
-        <w:widowControl/>
-        <w:suppressLineNumbers w:val="0"/>
-      </w:pPr>
-      <w:r>
-        <w:t>If:</w:t>
-      </w:r>
-    </w:p>
-    <w:p>
-      <w:pPr>
-        <w:pStyle w:val="14"/>
-        <w:keepNext w:val="0"/>
-        <w:keepLines w:val="0"/>
-        <w:widowControl/>
-        <w:suppressLineNumbers w:val="0"/>
-      </w:pPr>
-      <w:r>
-        <w:rPr>
-          <w:rStyle w:val="13"/>
-        </w:rPr>
-        <w:t>Close[t] &lt; Lower[t]</w:t>
-      </w:r>
-    </w:p>
-    <w:p>
-      <w:pPr>
-        <w:pStyle w:val="15"/>
-        <w:keepNext w:val="0"/>
-        <w:keepLines w:val="0"/>
-        <w:widowControl/>
-        <w:suppressLineNumbers w:val="0"/>
-      </w:pPr>
-      <w:r>
-        <w:t>Then:</w:t>
-      </w:r>
-    </w:p>
-    <w:p>
-      <w:pPr>
-        <w:pStyle w:val="14"/>
-        <w:keepNext w:val="0"/>
-        <w:keepLines w:val="0"/>
-        <w:widowControl/>
-        <w:suppressLineNumbers w:val="0"/>
-        <w:rPr>
-          <w:rStyle w:val="13"/>
-        </w:rPr>
-      </w:pPr>
-      <w:r>
-        <w:rPr>
-          <w:rStyle w:val="13"/>
-        </w:rPr>
-        <w:t>breakout = true</w:t>
-      </w:r>
-    </w:p>
-    <w:p>
-      <w:pPr>
-        <w:pStyle w:val="14"/>
-        <w:keepNext w:val="0"/>
-        <w:keepLines w:val="0"/>
-        <w:widowControl/>
-        <w:suppressLineNumbers w:val="0"/>
-      </w:pPr>
-      <w:r>
-        <w:rPr>
-          <w:rStyle w:val="13"/>
-        </w:rPr>
-        <w:t>breakoutDirection = "Bearish"</w:t>
-      </w:r>
-    </w:p>
-    <w:p>
-      <w:pPr>
-        <w:keepNext w:val="0"/>
-        <w:keepLines w:val="0"/>
-        <w:widowControl/>
-        <w:suppressLineNumbers w:val="0"/>
-      </w:pPr>
-      <w:r>
-        <w:pict>
-          <v:rect id="_x0000_i1033" o:spt="1" style="height:1.5pt;width:432pt;" fillcolor="#A0A0A0" filled="t" stroked="f" coordsize="21600,21600" o:hr="t" o:hrstd="t" o:hralign="center">
-            <v:path/>
-            <v:fill on="t" focussize="0,0"/>
-            <v:stroke on="f"/>
-            <v:imagedata o:title=""/>
-            <o:lock v:ext="edit"/>
-            <w10:wrap type="none"/>
-            <w10:anchorlock/>
-          </v:rect>
-        </w:pict>
-      </w:r>
-    </w:p>
-    <w:p>
-      <w:pPr>
-        <w:pStyle w:val="3"/>
-        <w:keepNext w:val="0"/>
-        <w:keepLines w:val="0"/>
-        <w:widowControl/>
-        <w:suppressLineNumbers w:val="0"/>
-        <w:rPr>
-          <w:rFonts w:hint="default" w:ascii="Calibri" w:hAnsi="Calibri" w:cstheme="majorBidi"/>
-          <w:color w:val="2F5597" w:themeColor="accent1" w:themeShade="BF"/>
-          <w:kern w:val="0"/>
-          <w:sz w:val="28"/>
-          <w:szCs w:val="28"/>
-          <w:lang w:val="en-US" w:eastAsia="en-IN" w:bidi="ar-SA"/>
-          <w14:ligatures w14:val="none"/>
-        </w:rPr>
-      </w:pPr>
-      <w:r>
-        <w:rPr>
-          <w:rFonts w:hint="default" w:ascii="Calibri" w:hAnsi="Calibri" w:cstheme="majorBidi"/>
-          <w:color w:val="2F5597" w:themeColor="accent1" w:themeShade="BF"/>
-          <w:kern w:val="0"/>
-          <w:sz w:val="28"/>
-          <w:szCs w:val="28"/>
-          <w:lang w:val="en-US" w:eastAsia="en-IN" w:bidi="ar-SA"/>
-          <w14:ligatures w14:val="none"/>
-        </w:rPr>
-        <w:t>5.11 No Breakout</w:t>
-      </w:r>
-    </w:p>
-    <w:p>
-      <w:pPr>
-        <w:pStyle w:val="15"/>
-        <w:keepNext w:val="0"/>
-        <w:keepLines w:val="0"/>
-        <w:widowControl/>
-        <w:suppressLineNumbers w:val="0"/>
-      </w:pPr>
-      <w:r>
-        <w:t>If:</w:t>
-      </w:r>
-    </w:p>
-    <w:p>
-      <w:pPr>
-        <w:pStyle w:val="14"/>
-        <w:keepNext w:val="0"/>
-        <w:keepLines w:val="0"/>
-        <w:widowControl/>
-        <w:suppressLineNumbers w:val="0"/>
-      </w:pPr>
-      <w:r>
-        <w:rPr>
-          <w:rStyle w:val="13"/>
-        </w:rPr>
-        <w:t>Lower[t] &lt;= Close[t] &lt;= Upper[t]</w:t>
-      </w:r>
-    </w:p>
-    <w:p>
-      <w:pPr>
-        <w:pStyle w:val="15"/>
-        <w:keepNext w:val="0"/>
-        <w:keepLines w:val="0"/>
-        <w:widowControl/>
-        <w:suppressLineNumbers w:val="0"/>
-      </w:pPr>
-      <w:r>
-        <w:t>then:</w:t>
-      </w:r>
-    </w:p>
-    <w:p>
-      <w:pPr>
-        <w:pStyle w:val="14"/>
-        <w:keepNext w:val="0"/>
-        <w:keepLines w:val="0"/>
-        <w:widowControl/>
-        <w:suppressLineNumbers w:val="0"/>
-        <w:rPr>
-          <w:rStyle w:val="13"/>
-        </w:rPr>
-      </w:pPr>
-      <w:r>
-        <w:rPr>
-          <w:rStyle w:val="13"/>
-        </w:rPr>
-        <w:t>breakout = false</w:t>
-      </w:r>
-    </w:p>
-    <w:p>
-      <w:pPr>
-        <w:pStyle w:val="14"/>
-        <w:keepNext w:val="0"/>
-        <w:keepLines w:val="0"/>
-        <w:widowControl/>
-        <w:suppressLineNumbers w:val="0"/>
-      </w:pPr>
-      <w:r>
-        <w:rPr>
-          <w:rStyle w:val="13"/>
-        </w:rPr>
-        <w:t>breakoutDirection = "None"</w:t>
-      </w:r>
-    </w:p>
-    <w:p>
-      <w:pPr>
         <w:rPr>
           <w:rStyle w:val="13"/>
           <w:rFonts w:hint="default" w:ascii="Calibri" w:hAnsi="Calibri" w:cs="Calibri"/>
@@ -6466,15 +5830,8 @@
           <w:szCs w:val="20"/>
         </w:rPr>
       </w:pPr>
-      <w:r>
-        <w:rPr>
-          <w:rFonts w:hint="default" w:cs="Calibri"/>
-          <w:sz w:val="20"/>
-          <w:szCs w:val="20"/>
-          <w:lang w:val="en-US"/>
-        </w:rPr>
-        <w:t xml:space="preserve"> </w:t>
-      </w:r>
+      <w:bookmarkStart w:id="0" w:name="_GoBack"/>
+      <w:bookmarkEnd w:id="0"/>
     </w:p>
     <w:p>
       <w:pPr>
@@ -9898,7 +9255,7 @@
     <w:lsdException w:uiPriority="99" w:name="HTML Acronym"/>
     <w:lsdException w:uiPriority="99" w:name="HTML Address"/>
     <w:lsdException w:uiPriority="99" w:name="HTML Cite"/>
-    <w:lsdException w:uiPriority="99" w:name="HTML Code"/>
+    <w:lsdException w:qFormat="1" w:uiPriority="99" w:name="HTML Code"/>
     <w:lsdException w:uiPriority="99" w:name="HTML Definition"/>
     <w:lsdException w:uiPriority="99" w:name="HTML Keyboard"/>
     <w:lsdException w:qFormat="1" w:uiPriority="99" w:name="HTML Preformatted"/>
@@ -10314,6 +9671,7 @@
     <w:basedOn w:val="11"/>
     <w:semiHidden/>
     <w:unhideWhenUsed/>
+    <w:qFormat/>
     <w:uiPriority w:val="99"/>
     <w:rPr>
       <w:rFonts w:ascii="Courier New" w:hAnsi="Courier New" w:cs="Courier New"/>
@@ -10557,6 +9915,7 @@
     <w:basedOn w:val="11"/>
     <w:link w:val="10"/>
     <w:semiHidden/>
+    <w:qFormat/>
     <w:uiPriority w:val="9"/>
     <w:rPr>
       <w:rFonts w:eastAsiaTheme="majorEastAsia" w:cstheme="majorBidi"/>

--- a/Documents/API Documents/3. Symmetrical Triangle Breakout Alert.docx
+++ b/Documents/API Documents/3. Symmetrical Triangle Breakout Alert.docx
@@ -702,7 +702,112 @@
                 <w:sz w:val="18"/>
                 <w:szCs w:val="18"/>
               </w:rPr>
-              <w:t>/api/eodanalytics/MarketAlert/SymmetricalTriangleBreakout/{exchange}/{ticker?}</w:t>
+              <w:t>/api/eodanalytics/TechnicalScreeners/SymmetricalTriangleBreakout/{exchange}/{ticker?}</w:t>
+            </w:r>
+          </w:p>
+        </w:tc>
+      </w:tr>
+      <w:tr>
+        <w:tblPrEx>
+          <w:tblBorders>
+            <w:top w:val="single" w:color="auto" w:sz="4" w:space="0"/>
+            <w:left w:val="single" w:color="auto" w:sz="4" w:space="0"/>
+            <w:bottom w:val="single" w:color="auto" w:sz="4" w:space="0"/>
+            <w:right w:val="single" w:color="auto" w:sz="4" w:space="0"/>
+            <w:insideH w:val="single" w:color="auto" w:sz="4" w:space="0"/>
+            <w:insideV w:val="single" w:color="auto" w:sz="4" w:space="0"/>
+          </w:tblBorders>
+          <w:tblCellMar>
+            <w:top w:w="0" w:type="dxa"/>
+            <w:left w:w="10" w:type="dxa"/>
+            <w:bottom w:w="0" w:type="dxa"/>
+            <w:right w:w="10" w:type="dxa"/>
+          </w:tblCellMar>
+        </w:tblPrEx>
+        <w:tc>
+          <w:tcPr>
+            <w:tcW w:w="1353" w:type="dxa"/>
+            <w:tcBorders>
+              <w:top w:val="single" w:color="BFC5CD" w:sz="4" w:space="0"/>
+              <w:left w:val="single" w:color="BFC5CD" w:sz="4" w:space="0"/>
+              <w:bottom w:val="single" w:color="BFC5CD" w:sz="4" w:space="0"/>
+              <w:right w:val="single" w:color="BFC5CD" w:sz="4" w:space="0"/>
+            </w:tcBorders>
+            <w:tcMar>
+              <w:top w:w="60" w:type="dxa"/>
+              <w:left w:w="100" w:type="dxa"/>
+              <w:bottom w:w="60" w:type="dxa"/>
+              <w:right w:w="100" w:type="dxa"/>
+            </w:tcMar>
+          </w:tcPr>
+          <w:p>
+            <w:pPr>
+              <w:rPr>
+                <w:rFonts w:hint="default" w:cs="Cambria" w:asciiTheme="minorAscii" w:hAnsiTheme="minorAscii"/>
+                <w:sz w:val="18"/>
+                <w:szCs w:val="18"/>
+              </w:rPr>
+            </w:pPr>
+            <w:r>
+              <w:rPr>
+                <w:rFonts w:hint="default" w:cs="Cambria" w:asciiTheme="minorAscii" w:hAnsiTheme="minorAscii"/>
+                <w:sz w:val="18"/>
+                <w:szCs w:val="18"/>
+              </w:rPr>
+              <w:t>GET</w:t>
+            </w:r>
+          </w:p>
+        </w:tc>
+        <w:tc>
+          <w:tcPr>
+            <w:tcW w:w="7673" w:type="dxa"/>
+            <w:tcBorders>
+              <w:top w:val="single" w:color="BFC5CD" w:sz="4" w:space="0"/>
+              <w:left w:val="single" w:color="BFC5CD" w:sz="4" w:space="0"/>
+              <w:bottom w:val="single" w:color="BFC5CD" w:sz="4" w:space="0"/>
+              <w:right w:val="single" w:color="BFC5CD" w:sz="4" w:space="0"/>
+            </w:tcBorders>
+            <w:tcMar>
+              <w:top w:w="60" w:type="dxa"/>
+              <w:left w:w="100" w:type="dxa"/>
+              <w:bottom w:w="60" w:type="dxa"/>
+              <w:right w:w="100" w:type="dxa"/>
+            </w:tcMar>
+          </w:tcPr>
+          <w:p>
+            <w:pPr>
+              <w:rPr>
+                <w:rFonts w:hint="default" w:eastAsia="Consolas" w:cs="Cambria" w:asciiTheme="minorAscii" w:hAnsiTheme="minorAscii"/>
+                <w:sz w:val="18"/>
+                <w:szCs w:val="18"/>
+              </w:rPr>
+            </w:pPr>
+            <w:r>
+              <w:rPr>
+                <w:rFonts w:hint="default" w:eastAsia="Consolas" w:cs="Cambria" w:asciiTheme="minorAscii" w:hAnsiTheme="minorAscii"/>
+                <w:sz w:val="18"/>
+                <w:szCs w:val="18"/>
+              </w:rPr>
+              <w:t>/api/eodanalytics/TechnicalScreeners</w:t>
+            </w:r>
+            <w:r>
+              <w:rPr>
+                <w:rFonts w:hint="default" w:eastAsia="Consolas" w:cs="Cambria" w:asciiTheme="minorAscii" w:hAnsiTheme="minorAscii"/>
+                <w:sz w:val="18"/>
+                <w:szCs w:val="18"/>
+                <w:lang w:val="en-US"/>
+              </w:rPr>
+              <w:t>Live</w:t>
+            </w:r>
+            <w:bookmarkStart w:id="0" w:name="_GoBack"/>
+            <w:bookmarkEnd w:id="0"/>
+            <w:r>
+              <w:rPr>
+                <w:rFonts w:hint="default" w:eastAsia="Consolas" w:cs="Cambria" w:asciiTheme="minorAscii" w:hAnsiTheme="minorAscii"/>
+                <w:sz w:val="18"/>
+                <w:szCs w:val="18"/>
+              </w:rPr>
+              <w:t>/SymmetricalTriangleBreakout/{exchange}/{ticker?}</w:t>
             </w:r>
           </w:p>
         </w:tc>
@@ -5830,8 +5935,6 @@
           <w:szCs w:val="20"/>
         </w:rPr>
       </w:pPr>
-      <w:bookmarkStart w:id="0" w:name="_GoBack"/>
-      <w:bookmarkEnd w:id="0"/>
     </w:p>
     <w:p>
       <w:pPr>
@@ -9854,6 +9957,7 @@
     <w:basedOn w:val="11"/>
     <w:link w:val="7"/>
     <w:semiHidden/>
+    <w:qFormat/>
     <w:uiPriority w:val="9"/>
     <w:rPr>
       <w:rFonts w:eastAsiaTheme="majorEastAsia" w:cstheme="majorBidi"/>
@@ -9875,6 +9979,7 @@
     <w:basedOn w:val="11"/>
     <w:link w:val="8"/>
     <w:semiHidden/>
+    <w:qFormat/>
     <w:uiPriority w:val="9"/>
     <w:rPr>
       <w:rFonts w:eastAsiaTheme="majorEastAsia" w:cstheme="majorBidi"/>
@@ -9894,6 +9999,7 @@
     <w:basedOn w:val="11"/>
     <w:link w:val="9"/>
     <w:semiHidden/>
+    <w:qFormat/>
     <w:uiPriority w:val="9"/>
     <w:rPr>
       <w:rFonts w:eastAsiaTheme="majorEastAsia" w:cstheme="majorBidi"/>
@@ -9994,6 +10100,7 @@
     <w:name w:val="Quote Char"/>
     <w:basedOn w:val="11"/>
     <w:link w:val="30"/>
+    <w:qFormat/>
     <w:uiPriority w:val="29"/>
     <w:rPr>
       <w:i/>
@@ -10056,6 +10163,7 @@
     <w:name w:val="Intense Quote Char"/>
     <w:basedOn w:val="11"/>
     <w:link w:val="34"/>
+    <w:qFormat/>
     <w:uiPriority w:val="30"/>
     <w:rPr>
       <w:i/>
